--- a/tai-lieu-noi-bo/moscow/menshikov-tower.docx
+++ b/tai-lieu-noi-bo/moscow/menshikov-tower.docx
@@ -112,6 +112,30 @@
       </w:pPr>
       <w:r>
         <w:t>Gắn với số phận thăng trầm của Hoàng thân Menshikov — từ sủng thần quyền lực tới bị lưu đày ở Siberia.</w:t>
+      </w:r>
+    </w:p>
+    <w:p>
+      <w:pPr>
+        <w:pStyle w:val="ListBullet"/>
+      </w:pPr>
+      <w:r>
+        <w:t>Mặt ngoài phủ phù điêu baroque đắp nổi sâu (vòng hoa, dải cuốn, thiên thần nhỏ) do thợ Ý–Thụy Sĩ thực hiện — kiểu trang trí 'rất Tây', hiếm thấy ở nhà thờ Nga.</w:t>
+      </w:r>
+    </w:p>
+    <w:p>
+      <w:pPr>
+        <w:pStyle w:val="ListBullet"/>
+      </w:pPr>
+      <w:r>
+        <w:t>Thập niên 1770, nhà tài trợ Tam điểm Gavriil Izmailov phục dựng tháp; biểu tượng Tam điểm về sau bị Metropolitan Filaret cho xoá bỏ (từ 1852) — nguồn gốc lớp huyền thoại 'nhà thờ Tam điểm'.</w:t>
+      </w:r>
+    </w:p>
+    <w:p>
+      <w:pPr>
+        <w:pStyle w:val="ListBullet"/>
+      </w:pPr>
+      <w:r>
+        <w:t>Có hai nhà thờ liền kề: Tổng lãnh thiên thần Gabriel (chính là tháp) và Thánh Feodor Stratilat (1806); từ 1948 là đại diện Toà Thượng phụ Antioch tại Moskva.</w:t>
       </w:r>
     </w:p>
     <w:p>
@@ -367,6 +391,216 @@
       </w:pPr>
       <w:r>
         <w:t>Cuối cùng, đừng bỏ lỡ khung cảnh xung quanh, đặc biệt là Ao Trong (Chistye Prudy) ngay gần đó. Sự kết hợp giữa ngọn tháp baroque cổ kính và không gian hồ nước lãng mạn với hàng cây, ghế đá tạo nên một tổng thể hài hoà, rất đáng để dạo bước và cảm nhận. Đây là điểm nhấn giúp trải nghiệm tham quan tháp trở nên trọn vẹn, kết nối di sản kiến trúc với nhịp sống thư thái của khu phố.</w:t>
+      </w:r>
+    </w:p>
+    <w:p>
+      <w:pPr>
+        <w:pStyle w:val="Heading1"/>
+      </w:pPr>
+      <w:r>
+        <w:rPr>
+          <w:color w:val="152C4E"/>
+        </w:rPr>
+        <w:t>Đọc chiều cao: cuộc 'đọ tháp' với Tháp chuông Ivan Đại đế</w:t>
+      </w:r>
+    </w:p>
+    <w:p>
+      <w:pPr>
+        <w:jc w:val="both"/>
+      </w:pPr>
+      <w:r>
+        <w:t>Chi tiết khiến Tháp Menshikov trở thành huyền thoại chính là chiều cao. Khi hoàn thành năm 1707, tháp cao khoảng 81 mét (một số tư liệu ghi tới ~84 m tính cả chóp), tức nhỉnh hơn Tháp chuông Ivan Đại đế trong Điện Kremlin (81 m) chừng vài mét. Vào thời đó, Ivan Đại đế là công trình cao nhất Moskva và theo lệ không ai được xây cao hơn — nên việc Hoàng thân Menshikov cho dựng một ngọn tháp vượt lên là một tuyên ngôn đầy kiêu hãnh về quyền lực và của cải.</w:t>
+      </w:r>
+    </w:p>
+    <w:p>
+      <w:pPr>
+        <w:jc w:val="both"/>
+      </w:pPr>
+      <w:r>
+        <w:t>Đỉnh nguyên bản là một chóp gỗ cao khoảng 30 mét, trên cùng gắn tượng thiên thần mạ vàng cầm thánh giá, vừa làm biểu tượng vừa như chong chóng gió. Suốt giai đoạn 1707–1723, đây là toà nhà cao nhất thành phố, nhìn thấy từ rất xa giữa một Moskva khi ấy hầu hết còn là nhà gỗ thấp tầng.</w:t>
+      </w:r>
+    </w:p>
+    <w:p>
+      <w:pPr>
+        <w:jc w:val="both"/>
+      </w:pPr>
+      <w:r>
+        <w:t>Gợi ý cách kể cho đoàn Việt: hãy dựng lên hình ảnh 'ai dám xây cao hơn tháp chuông của Sa hoàng?' — một cách vào chuyện hấp dẫn. Có thể so sánh: ngọn tháp cao hơn Ivan Đại đế đúng bằng chiều cao một người trưởng thành đứng thêm lên, đủ để cả kinh thành ngước nhìn.</w:t>
+      </w:r>
+    </w:p>
+    <w:p>
+      <w:pPr>
+        <w:pStyle w:val="Heading1"/>
+      </w:pPr>
+      <w:r>
+        <w:rPr>
+          <w:color w:val="152C4E"/>
+        </w:rPr>
+        <w:t>Đồng hồ chuông Anh 50 quả (1708) — bản nhạc trên bầu trời Moskva</w:t>
+      </w:r>
+    </w:p>
+    <w:p>
+      <w:pPr>
+        <w:jc w:val="both"/>
+      </w:pPr>
+      <w:r>
+        <w:t>Năm 1708, Menshikov cho lắp đặt trên tháp một bộ đồng hồ điểm chuông kiểu Anh với tới 50 quả chuông, được đặt mua tận nước Anh và đưa về (theo tuyến đường qua cảng Arkhangelsk). Cứ đến giờ và các khắc, bộ chuông lại tấu lên những giai điệu — một điều gần như chưa từng có ở Moskva bấy giờ.</w:t>
+      </w:r>
+    </w:p>
+    <w:p>
+      <w:pPr>
+        <w:jc w:val="both"/>
+      </w:pPr>
+      <w:r>
+        <w:t>Hãy hình dung âm thanh của 50 quả chuông vọng xuống một thành phố phần lớn còn là nhà gỗ: đó là 'công nghệ trình diễn' đỉnh cao của thời đại, thể hiện tham vọng hướng về phương Tây của giới quý tộc thời Pyotr Đại đế. Đáng tiếc, toàn bộ bộ đồng hồ – chuông này đã bị phá huỷ trong trận hoả hoạn năm 1723.</w:t>
+      </w:r>
+    </w:p>
+    <w:p>
+      <w:pPr>
+        <w:jc w:val="both"/>
+      </w:pPr>
+      <w:r>
+        <w:t>Gợi ý cách kể: nhấn vào sự tương phản 'thành phố gỗ mộc mạc &gt;&lt; bộ chuông Anh tối tân' để khách cảm nhận được cú 'sốc văn hoá' mà công trình mang lại khi mới dựng.</w:t>
+      </w:r>
+    </w:p>
+    <w:p>
+      <w:pPr>
+        <w:pStyle w:val="Heading1"/>
+      </w:pPr>
+      <w:r>
+        <w:rPr>
+          <w:color w:val="152C4E"/>
+        </w:rPr>
+        <w:t>Tia sét định mệnh 14/6/1723 — nửa thế kỷ đổ nát</w:t>
+      </w:r>
+    </w:p>
+    <w:p>
+      <w:pPr>
+        <w:jc w:val="both"/>
+      </w:pPr>
+      <w:r>
+        <w:t>Ngày 14/6/1723, trong lúc đang có lễ tại nhà thờ, sét đánh trúng chóp gỗ và bốc cháy. Ngọn lửa thiêu rụi toàn bộ phần gỗ trên cùng; các quả chuông nặng rơi xuyên qua các vòm trần, tàn phá nặng nề bên trong. Ngọn tháp kiêu hãnh nhất Moskva bỗng chốc bị 'cụt đầu'.</w:t>
+      </w:r>
+    </w:p>
+    <w:p>
+      <w:pPr>
+        <w:jc w:val="both"/>
+      </w:pPr>
+      <w:r>
+        <w:t>Sau tai hoạ, công trình đứng trong tình trạng hư hại, bỏ dở suốt khoảng nửa thế kỷ. Nhiều người đương thời xì xào rằng đó là 'sự trừng phạt' cho lòng kiêu ngạo dám xây cao hơn tháp chuông của Sa hoàng — một lớp giai thoại khiến địa điểm càng thêm bí ẩn.</w:t>
+      </w:r>
+    </w:p>
+    <w:p>
+      <w:pPr>
+        <w:jc w:val="both"/>
+      </w:pPr>
+      <w:r>
+        <w:t>Gợi ý cách kể: kể chi tiết 'chuông rơi xuyên vòm trần' để tạo kịch tính, rồi nối sang mô-típ 'trời cao trừng phạt kẻ kiêu ngạo' như một truyền thuyết dân gian — vừa hấp dẫn vừa nên nói rõ đây là giai thoại.</w:t>
+      </w:r>
+    </w:p>
+    <w:p>
+      <w:pPr>
+        <w:pStyle w:val="Heading1"/>
+      </w:pPr>
+      <w:r>
+        <w:rPr>
+          <w:color w:val="152C4E"/>
+        </w:rPr>
+        <w:t>Phù điêu baroque &amp; bàn tay thợ Ý — vì sao nhìn 'rất Tây'</w:t>
+      </w:r>
+    </w:p>
+    <w:p>
+      <w:pPr>
+        <w:jc w:val="both"/>
+      </w:pPr>
+      <w:r>
+        <w:t>Điều khiến Tháp Menshikov khác hẳn các nhà thờ Nga truyền thống là lớp trang trí điêu khắc đắp nổi cực kỳ dày và sâu phủ khắp mặt ngoài: những vòng hoa, giỏ hoa, bình hoa, dải cuốn (cartouche), và đặc biệt là các tượng thiên thần nhỏ (putti/cherub) bụ bẫm — những mô-típ rất đặc trưng của baroque châu Âu.</w:t>
+      </w:r>
+    </w:p>
+    <w:p>
+      <w:pPr>
+        <w:jc w:val="both"/>
+      </w:pPr>
+      <w:r>
+        <w:t>Phần điêu khắc – đắp nổi này được thực hiện bởi các bậc thầy người Ý và Thụy Sĩ (thuộc trường phái gia đình Fontana), phối hợp cùng thợ đá Nga đến từ Kostroma và Yaroslavl; kiến trúc sư chính là Ivan Zarudny, với sự tham vấn của Domenico Trezzini. Kiểu trang trí phóng khoáng, giàu hình khối này gần như chưa từng thấy ở các nhà thờ Moskva trước đó vốn quen với mặt tường phẳng và hoạ tiết dẹt.</w:t>
+      </w:r>
+    </w:p>
+    <w:p>
+      <w:pPr>
+        <w:jc w:val="both"/>
+      </w:pPr>
+      <w:r>
+        <w:t>Gợi ý cách kể: hãy chỉ cho khách vài mô-típ cụ thể (thiên thần nhỏ, vòng hoa, dải cuốn ở chân tháp) và nói rằng đây là 'làn gió phương Tây' thời Pyotr Đại đế thổi vào kiến trúc Nga. Lưu ý: nhiều tác phẩm gốc nay đã được thay bằng bản phục chế, nên chi tiết bề mặt nên xem là đã trải qua trùng tu.</w:t>
+      </w:r>
+    </w:p>
+    <w:p>
+      <w:pPr>
+        <w:pStyle w:val="Heading1"/>
+      </w:pPr>
+      <w:r>
+        <w:rPr>
+          <w:color w:val="152C4E"/>
+        </w:rPr>
+        <w:t>Trùng tu thời Izmailov (thập niên 1770) &amp; bí ẩn biểu tượng Tam điểm</w:t>
+      </w:r>
+    </w:p>
+    <w:p>
+      <w:pPr>
+        <w:jc w:val="both"/>
+      </w:pPr>
+      <w:r>
+        <w:t>Sau khoảng 50 năm hoang tàn, tháp được ông Gavriil Izmailov — một điền chủ giàu có sống gần đó và là thành viên hội Tam điểm (Masonic) — cho phục dựng vào thập niên 1770. Ông không tái tạo chóp gỗ cao vút như xưa mà thay bằng phần đỉnh vòm baroque mạ vàng như ta thấy ngày nay, nên tháp hiện tại thấp hơn nguyên bản khá nhiều.</w:t>
+      </w:r>
+    </w:p>
+    <w:p>
+      <w:pPr>
+        <w:jc w:val="both"/>
+      </w:pPr>
+      <w:r>
+        <w:t>Trong đợt này, người ta cho biết đã thêm các dòng chữ Latinh và một số biểu tượng mang màu sắc Tam điểm lên công trình. Đến năm 1852, Metropolitan Filaret ra lệnh xoá bỏ các biểu tượng và minh văn Tam điểm; công việc kéo dài khoảng mười năm vì thiếu kinh phí. Đây chính là nguồn gốc của lớp huyền thoại 'nhà thờ Tam điểm' bao quanh Tháp Menshikov.</w:t>
+      </w:r>
+    </w:p>
+    <w:p>
+      <w:pPr>
+        <w:jc w:val="both"/>
+      </w:pPr>
+      <w:r>
+        <w:t>Gợi ý cách kể: yếu tố Tam điểm rất cuốn hút, nhưng nên trình bày như 'lớp giai thoại lịch sử' — kể về việc thêm rồi xoá biểu tượng, mô-típ 'con mắt toàn thị' được nhắc đến, đồng thời lưu ý khách rằng nhiều chi tiết còn là truyền thuyết, cần thận trọng khi khẳng định chắc chắn.</w:t>
+      </w:r>
+    </w:p>
+    <w:p>
+      <w:pPr>
+        <w:pStyle w:val="Heading1"/>
+      </w:pPr>
+      <w:r>
+        <w:rPr>
+          <w:color w:val="152C4E"/>
+        </w:rPr>
+        <w:t>Bộ đôi nhà thờ &amp; Ao Trong: Gabriel, Feodor Stratilat và cái tên 'Ao Sạch'</w:t>
+      </w:r>
+    </w:p>
+    <w:p>
+      <w:pPr>
+        <w:jc w:val="both"/>
+      </w:pPr>
+      <w:r>
+        <w:t>Tại đây thực chất có hai nhà thờ liền kề: nhà thờ 'mùa hè' Tổng lãnh thiên thần Gabriel (chính là ngọn Tháp Menshikov) và nhà thờ nhỏ hơn, 'ấm áp' dành cho mùa đông — nhà thờ Thánh Feodor Stratilat (Феодор Стратилат) dựng năm 1806 ngay bên cạnh, đồng thời đảm nhận chức năng tháp chuông.</w:t>
+      </w:r>
+    </w:p>
+    <w:p>
+      <w:pPr>
+        <w:jc w:val="both"/>
+      </w:pPr>
+      <w:r>
+        <w:t>Một chi tiết bất ngờ: từ năm 1948, cụm nhà thờ này là đại diện (podvorye/metochion) của Toà Thượng phụ Antioch tại Moskva — tức trực thuộc một trong những giáo hội Chính thống cổ xưa vùng Trung Đông, nên đôi khi nghi lễ mang màu sắc truyền thống Antioch. Ngoài ra, chính Menshikov là người cho dọn sạch những 'Ao Bẩn' (Поганые пруды) gần đó — nơi trước kia hứng nước thải từ các cửa hàng thịt và lò mổ — biến chúng thành 'Ao Trong / Ao Sạch' (Chistye Prudy) nổi tiếng ngày nay.</w:t>
+      </w:r>
+    </w:p>
+    <w:p>
+      <w:pPr>
+        <w:jc w:val="both"/>
+      </w:pPr>
+      <w:r>
+        <w:t>Gợi ý cách kể: chốt tour bằng câu chuyện 'Ao Trong' để nối liền điểm tham quan với khu dạo bộ Chistye Prudy ngay cạnh — khách sẽ thấy thú vị khi biết cái tên lãng mạn 'Ao Sạch' lại bắt nguồn từ việc dọn một cái ao bẩn cạnh dinh Hoàng thân Menshikov.</w:t>
       </w:r>
     </w:p>
     <w:p>
@@ -752,6 +986,36 @@
       </w:r>
     </w:p>
     <w:p>
+      <w:r>
+        <w:rPr>
+          <w:sz w:val="22"/>
+        </w:rPr>
+        <w:t xml:space="preserve">• Меншикова башня — Википедия (tiếng Nga) — </w:t>
+      </w:r>
+      <w:r>
+        <w:rPr>
+          <w:color w:val="204A86"/>
+          <w:sz w:val="20"/>
+        </w:rPr>
+        <w:t>https://ru.wikipedia.org/wiki/Меншикова_башня</w:t>
+      </w:r>
+    </w:p>
+    <w:p>
+      <w:r>
+        <w:rPr>
+          <w:sz w:val="22"/>
+        </w:rPr>
+        <w:t xml:space="preserve">• Церковь Архангела Гавриила (Меншикова башня) — Сайт Москвы (mos.ru) — </w:t>
+      </w:r>
+      <w:r>
+        <w:rPr>
+          <w:color w:val="204A86"/>
+          <w:sz w:val="20"/>
+        </w:rPr>
+        <w:t>https://www.mos.ru/news/item/95092073/</w:t>
+      </w:r>
+    </w:p>
+    <w:p>
       <w:pPr>
         <w:pStyle w:val="Heading2"/>
       </w:pPr>
@@ -837,11 +1101,29 @@
     <w:p>
       <w:r>
         <w:rPr>
+          <w:color w:val="5C6773"/>
+          <w:sz w:val="20"/>
+        </w:rPr>
+        <w:t>Wikipedia tiếng Nga — 'Меншикова башня' (chiều cao ~81 m, chóp gỗ 30 m &amp; tượng thiên thần, đồng hồ chuông Anh 50 quả 1708, sét đánh 1723, trùng tu Izmailov thập niên 1770, xoá biểu tượng Tam điểm từ 1852).</w:t>
+      </w:r>
+    </w:p>
+    <w:p>
+      <w:r>
+        <w:rPr>
+          <w:color w:val="5C6773"/>
+          <w:sz w:val="20"/>
+        </w:rPr>
+        <w:t>Сайт Москвы (mos.ru) — bài về Tháp Menshikov phong cách baroque Petrine (kiến trúc, phù điêu, lịch sử).</w:t>
+      </w:r>
+    </w:p>
+    <w:p>
+      <w:r>
+        <w:rPr>
           <w:i/>
           <w:color w:val="5C6773"/>
           <w:sz w:val="18"/>
         </w:rPr>
-        <w:t>Tài liệu nội bộ — không dùng cho mục đích public. Biên soạn nguyên gốc, có dẫn nguồn. Cập nhật 2026-08-11.</w:t>
+        <w:t>Tài liệu nội bộ — không dùng cho mục đích public. Biên soạn nguyên gốc, có dẫn nguồn. Cập nhật 2026-09-28.</w:t>
       </w:r>
     </w:p>
     <w:sectPr>
